--- a/P1.01 - Portfolio/PORTFOLIO BUT1 Autonomie semaine 7.docx
+++ b/P1.01 - Portfolio/PORTFOLIO BUT1 Autonomie semaine 7.docx
@@ -2,11 +2,12 @@
 <file path=word/document.xml><?xml version="1.0" encoding="utf-8"?>
 <w:document xmlns:wpc="http://schemas.microsoft.com/office/word/2010/wordprocessingCanvas" xmlns:cx="http://schemas.microsoft.com/office/drawing/2014/chartex" xmlns:cx1="http://schemas.microsoft.com/office/drawing/2015/9/8/chartex" xmlns:cx2="http://schemas.microsoft.com/office/drawing/2015/10/21/chartex" xmlns:cx3="http://schemas.microsoft.com/office/drawing/2016/5/9/chartex" xmlns:cx4="http://schemas.microsoft.com/office/drawing/2016/5/10/chartex" xmlns:cx5="http://schemas.microsoft.com/office/drawing/2016/5/11/chartex" xmlns:cx6="http://schemas.microsoft.com/office/drawing/2016/5/12/chartex" xmlns:cx7="http://schemas.microsoft.com/office/drawing/2016/5/13/chartex" xmlns:cx8="http://schemas.microsoft.com/office/drawing/2016/5/14/chartex" xmlns:mc="http://schemas.openxmlformats.org/markup-compatibility/2006" xmlns:aink="http://schemas.microsoft.com/office/drawing/2016/ink" xmlns:am3d="http://schemas.microsoft.com/office/drawing/2017/model3d" xmlns:o="urn:schemas-microsoft-com:office:office" xmlns:oel="http://schemas.microsoft.com/office/2019/extlst" xmlns:r="http://schemas.openxmlformats.org/officeDocument/2006/relationships" xmlns:m="http://schemas.openxmlformats.org/officeDocument/2006/math" xmlns:v="urn:schemas-microsoft-com:vml" xmlns:wp14="http://schemas.microsoft.com/office/word/2010/wordprocessingDrawing" xmlns:wp="http://schemas.openxmlformats.org/drawingml/2006/wordprocessingDrawing" xmlns:w10="urn:schemas-microsoft-com:office:word" xmlns:w="http://schemas.openxmlformats.org/wordprocessingml/2006/main" xmlns:w14="http://schemas.microsoft.com/office/word/2010/wordml" xmlns:w15="http://schemas.microsoft.com/office/word/2012/wordml" xmlns:w16cex="http://schemas.microsoft.com/office/word/2018/wordml/cex" xmlns:w16cid="http://schemas.microsoft.com/office/word/2016/wordml/cid" xmlns:w16="http://schemas.microsoft.com/office/word/2018/wordml" xmlns:w16du="http://schemas.microsoft.com/office/word/2023/wordml/word16du" xmlns:w16sdtdh="http://schemas.microsoft.com/office/word/2020/wordml/sdtdatahash" xmlns:w16se="http://schemas.microsoft.com/office/word/2015/wordml/symex" xmlns:wpg="http://schemas.microsoft.com/office/word/2010/wordprocessingGroup" xmlns:wpi="http://schemas.microsoft.com/office/word/2010/wordprocessingInk" xmlns:wne="http://schemas.microsoft.com/office/word/2006/wordml" xmlns:wps="http://schemas.microsoft.com/office/word/2010/wordprocessingShape" mc:Ignorable="w14 w15 w16se w16cid w16 w16cex w16sdtdh w16du wp14">
   <w:body>
-    <w:p/>
-    <w:p/>
     <w:p>
       <w:r>
-        <w:t>Suite au Travail effectué dans le cadre du TD PORFOLIO en S6, établir une matrice décisionnelle reprenant différents critères pondérés permettant de justifier votre choix d’une application en ligne parmi : CANVA, GIT HUP, GENIALLY, +/- autres solutions …</w:t>
+        <w:t>À la suite du</w:t>
+      </w:r>
+      <w:r>
+        <w:t xml:space="preserve"> Travail effectué dans le cadre du TD PORFOLIO en S6, établir une matrice décisionnelle reprenant différents critères pondérés permettant de justifier votre choix d’une application en ligne parmi : CANVA, GIT HUP, GENIALLY, +/- autres solutions …</w:t>
       </w:r>
     </w:p>
     <w:p/>
@@ -98,11 +99,9 @@
             <w:tcW w:w="1837" w:type="dxa"/>
           </w:tcPr>
           <w:p>
-            <w:proofErr w:type="spellStart"/>
-            <w:r>
-              <w:t>Github</w:t>
-            </w:r>
-            <w:proofErr w:type="spellEnd"/>
+            <w:r>
+              <w:t>GitHub</w:t>
+            </w:r>
           </w:p>
         </w:tc>
         <w:tc>
@@ -155,13 +154,8 @@
             <w:tcW w:w="1837" w:type="dxa"/>
           </w:tcPr>
           <w:p>
-            <w:proofErr w:type="spellStart"/>
-            <w:r>
-              <w:t>Canva</w:t>
-            </w:r>
-            <w:proofErr w:type="spellEnd"/>
-            <w:r>
-              <w:t xml:space="preserve"> </w:t>
+            <w:r>
+              <w:t xml:space="preserve">Canva </w:t>
             </w:r>
           </w:p>
         </w:tc>
@@ -215,11 +209,9 @@
             <w:tcW w:w="1837" w:type="dxa"/>
           </w:tcPr>
           <w:p>
-            <w:proofErr w:type="spellStart"/>
             <w:r>
               <w:t>Genially</w:t>
             </w:r>
-            <w:proofErr w:type="spellEnd"/>
           </w:p>
         </w:tc>
         <w:tc>
@@ -265,7 +257,19 @@
       </w:tr>
     </w:tbl>
     <w:p/>
-    <w:p/>
+    <w:p>
+      <w:r>
+        <w:t xml:space="preserve">Le choix est donc </w:t>
+      </w:r>
+      <w:proofErr w:type="spellStart"/>
+      <w:r>
+        <w:t>github</w:t>
+      </w:r>
+      <w:proofErr w:type="spellEnd"/>
+      <w:r>
+        <w:t xml:space="preserve"> </w:t>
+      </w:r>
+    </w:p>
     <w:p>
       <w:r>
         <w:t xml:space="preserve">Références : </w:t>
@@ -290,27 +294,7 @@
             <w:szCs w:val="23"/>
             <w:shd w:val="clear" w:color="auto" w:fill="FFFFFF"/>
           </w:rPr>
-          <w:t>https://view.genially.com/67028e6a2214ef440fe6496e/personal-branding-port</w:t>
-        </w:r>
-        <w:r>
-          <w:rPr>
-            <w:rStyle w:val="Lienhypertexte"/>
-            <w:rFonts w:ascii="Arial" w:hAnsi="Arial" w:cs="Arial"/>
-            <w:sz w:val="23"/>
-            <w:szCs w:val="23"/>
-            <w:shd w:val="clear" w:color="auto" w:fill="FFFFFF"/>
-          </w:rPr>
-          <w:t>f</w:t>
-        </w:r>
-        <w:r>
-          <w:rPr>
-            <w:rStyle w:val="Lienhypertexte"/>
-            <w:rFonts w:ascii="Arial" w:hAnsi="Arial" w:cs="Arial"/>
-            <w:sz w:val="23"/>
-            <w:szCs w:val="23"/>
-            <w:shd w:val="clear" w:color="auto" w:fill="FFFFFF"/>
-          </w:rPr>
-          <w:t>olio-design</w:t>
+          <w:t>https://view.genially.com/67028e6a2214ef440fe6496e/personal-branding-portfolio-design</w:t>
         </w:r>
       </w:hyperlink>
     </w:p>
@@ -325,19 +309,7 @@
           <w:rPr>
             <w:rStyle w:val="Lienhypertexte"/>
           </w:rPr>
-          <w:t>https://app.genially.com</w:t>
-        </w:r>
-        <w:r>
-          <w:rPr>
-            <w:rStyle w:val="Lienhypertexte"/>
-          </w:rPr>
-          <w:t>/</w:t>
-        </w:r>
-        <w:r>
-          <w:rPr>
-            <w:rStyle w:val="Lienhypertexte"/>
-          </w:rPr>
-          <w:t>editor/67028f1ececb3f9c1363df76</w:t>
+          <w:t>https://app.genially.com/editor/67028f1ececb3f9c1363df76</w:t>
         </w:r>
       </w:hyperlink>
     </w:p>
